--- a/docs/design document.docx
+++ b/docs/design document.docx
@@ -167,12 +167,12 @@
           <wp:inline distB="0" distT="0" distL="0" distR="0">
             <wp:extent cx="5943600" cy="4867808"/>
             <wp:effectExtent b="0" l="0" r="0" t="0"/>
-            <wp:docPr id="2" name="image3.png"/>
+            <wp:docPr id="1" name="image2.png"/>
             <a:graphic>
               <a:graphicData uri="http://schemas.openxmlformats.org/drawingml/2006/picture">
                 <pic:pic>
                   <pic:nvPicPr>
-                    <pic:cNvPr id="0" name="image3.png"/>
+                    <pic:cNvPr id="0" name="image2.png"/>
                     <pic:cNvPicPr preferRelativeResize="0"/>
                   </pic:nvPicPr>
                   <pic:blipFill>
@@ -363,7 +363,7 @@
           <wp:inline distB="0" distT="0" distL="0" distR="0">
             <wp:extent cx="5943600" cy="5824728"/>
             <wp:effectExtent b="0" l="0" r="0" t="0"/>
-            <wp:docPr id="4" name="image4.png"/>
+            <wp:docPr id="3" name="image4.png"/>
             <a:graphic>
               <a:graphicData uri="http://schemas.openxmlformats.org/drawingml/2006/picture">
                 <pic:pic>
@@ -531,12 +531,12 @@
           <wp:inline distB="0" distT="0" distL="0" distR="0">
             <wp:extent cx="5943600" cy="3334360"/>
             <wp:effectExtent b="0" l="0" r="0" t="0"/>
-            <wp:docPr id="1" name="image2.png"/>
+            <wp:docPr id="2" name="image3.png"/>
             <a:graphic>
               <a:graphicData uri="http://schemas.openxmlformats.org/drawingml/2006/picture">
                 <pic:pic>
                   <pic:nvPicPr>
-                    <pic:cNvPr id="0" name="image2.png"/>
+                    <pic:cNvPr id="0" name="image3.png"/>
                     <pic:cNvPicPr preferRelativeResize="0"/>
                   </pic:nvPicPr>
                   <pic:blipFill>
@@ -642,11 +642,13 @@
         <w:pStyle w:val="Heading1"/>
         <w:rPr/>
       </w:pPr>
-      <w:r>
-        <w:rPr>
-          <w:rtl w:val="0"/>
-        </w:rPr>
-        <w:t xml:space="preserve">Service Layer</w:t>
+      <w:bookmarkStart w:colFirst="0" w:colLast="0" w:name="_heading=h.5xnt7jq57f7a" w:id="1"/>
+      <w:bookmarkEnd w:id="1"/>
+      <w:r>
+        <w:rPr>
+          <w:rtl w:val="0"/>
+        </w:rPr>
+        <w:t xml:space="preserve">Scan Workflow</w:t>
       </w:r>
     </w:p>
     <w:p>
@@ -656,238 +658,19 @@
       </w:pPr>
       <w:r>
         <w:rPr>
-          <w:rFonts w:ascii="Times New Roman" w:cs="Times New Roman" w:eastAsia="Times New Roman" w:hAnsi="Times New Roman"/>
-          <w:color w:val="000000"/>
-          <w:sz w:val="24"/>
-          <w:szCs w:val="24"/>
-          <w:rtl w:val="0"/>
-        </w:rPr>
-        <w:t xml:space="preserve">Figure 3 shows the UML class diagram for the service layer.</w:t>
-      </w:r>
-      <w:r>
-        <w:rPr>
-          <w:rtl w:val="0"/>
-        </w:rPr>
+          <w:rtl w:val="0"/>
+        </w:rPr>
+        <w:t xml:space="preserve">Figure 4 traces a scan from trigger to completion.</w:t>
       </w:r>
     </w:p>
     <w:p>
       <w:pPr>
-        <w:spacing w:after="60" w:before="120" w:lineRule="auto"/>
-        <w:jc w:val="center"/>
-        <w:rPr/>
-      </w:pPr>
-      <w:r>
-        <w:rPr/>
-        <w:drawing>
-          <wp:inline distB="0" distT="0" distL="0" distR="0">
-            <wp:extent cx="5943600" cy="3334360"/>
-            <wp:effectExtent b="0" l="0" r="0" t="0"/>
-            <wp:docPr id="3" name="image1.png"/>
-            <a:graphic>
-              <a:graphicData uri="http://schemas.openxmlformats.org/drawingml/2006/picture">
-                <pic:pic>
-                  <pic:nvPicPr>
-                    <pic:cNvPr id="0" name="image1.png"/>
-                    <pic:cNvPicPr preferRelativeResize="0"/>
-                  </pic:nvPicPr>
-                  <pic:blipFill>
-                    <a:blip r:embed="rId9"/>
-                    <a:srcRect b="0" l="0" r="0" t="0"/>
-                    <a:stretch>
-                      <a:fillRect/>
-                    </a:stretch>
-                  </pic:blipFill>
-                  <pic:spPr>
-                    <a:xfrm>
-                      <a:off x="0" y="0"/>
-                      <a:ext cx="5943600" cy="3334360"/>
-                    </a:xfrm>
-                    <a:prstGeom prst="rect"/>
-                    <a:ln/>
-                  </pic:spPr>
-                </pic:pic>
-              </a:graphicData>
-            </a:graphic>
-          </wp:inline>
-        </w:drawing>
-      </w:r>
-      <w:r>
-        <w:rPr>
-          <w:rtl w:val="0"/>
-        </w:rPr>
-      </w:r>
-    </w:p>
-    <w:p>
-      <w:pPr>
-        <w:spacing w:after="120" w:line="360" w:lineRule="auto"/>
-        <w:rPr/>
-      </w:pPr>
-      <w:r>
-        <w:rPr>
-          <w:rFonts w:ascii="Times New Roman" w:cs="Times New Roman" w:eastAsia="Times New Roman" w:hAnsi="Times New Roman"/>
-          <w:color w:val="000000"/>
-          <w:sz w:val="24"/>
-          <w:szCs w:val="24"/>
-          <w:rtl w:val="0"/>
-        </w:rPr>
-        <w:t xml:space="preserve">Figure 3: UML class diagram</w:t>
-      </w:r>
-      <w:r>
-        <w:rPr>
-          <w:rtl w:val="0"/>
-        </w:rPr>
-      </w:r>
-    </w:p>
-    <w:p>
-      <w:pPr>
-        <w:spacing w:after="120" w:line="360" w:lineRule="auto"/>
-        <w:rPr/>
-      </w:pPr>
-      <w:r>
-        <w:rPr>
-          <w:rtl w:val="0"/>
-        </w:rPr>
-      </w:r>
-    </w:p>
-    <w:p>
-      <w:pPr>
-        <w:spacing w:after="120" w:line="360" w:lineRule="auto"/>
-        <w:rPr/>
-      </w:pPr>
-      <w:r>
-        <w:rPr>
-          <w:rFonts w:ascii="Times New Roman" w:cs="Times New Roman" w:eastAsia="Times New Roman" w:hAnsi="Times New Roman"/>
-          <w:color w:val="000000"/>
-          <w:sz w:val="24"/>
-          <w:szCs w:val="24"/>
-          <w:rtl w:val="0"/>
-        </w:rPr>
-        <w:t xml:space="preserve">ZapService handles communication with the ZAP daemon. It sends spider and active scan requests, waits for completion, and retrieves alerts.</w:t>
-      </w:r>
-      <w:r>
-        <w:rPr>
-          <w:rtl w:val="0"/>
-        </w:rPr>
-      </w:r>
-    </w:p>
-    <w:p>
-      <w:pPr>
-        <w:spacing w:after="120" w:line="360" w:lineRule="auto"/>
-        <w:rPr/>
-      </w:pPr>
-      <w:r>
-        <w:rPr>
-          <w:rFonts w:ascii="Times New Roman" w:cs="Times New Roman" w:eastAsia="Times New Roman" w:hAnsi="Times New Roman"/>
-          <w:color w:val="000000"/>
-          <w:sz w:val="24"/>
-          <w:szCs w:val="24"/>
-          <w:rtl w:val="0"/>
-        </w:rPr>
-        <w:t xml:space="preserve">ScanResultService parses ZAP JSON and stores findings in the database. It maps ZAP risk codes to severity levels.</w:t>
-      </w:r>
-      <w:r>
-        <w:rPr>
-          <w:rtl w:val="0"/>
-        </w:rPr>
-      </w:r>
-    </w:p>
-    <w:p>
-      <w:pPr>
-        <w:spacing w:after="120" w:line="360" w:lineRule="auto"/>
-        <w:rPr/>
-      </w:pPr>
-      <w:r>
-        <w:rPr>
-          <w:rFonts w:ascii="Times New Roman" w:cs="Times New Roman" w:eastAsia="Times New Roman" w:hAnsi="Times New Roman"/>
-          <w:color w:val="000000"/>
-          <w:sz w:val="24"/>
-          <w:szCs w:val="24"/>
-          <w:rtl w:val="0"/>
-        </w:rPr>
-        <w:t xml:space="preserve">RawScanOutputService stores unprocessed scanner output for audit purposes.</w:t>
-      </w:r>
-      <w:r>
-        <w:rPr>
-          <w:rtl w:val="0"/>
-        </w:rPr>
-      </w:r>
-    </w:p>
-    <w:p>
-      <w:pPr>
-        <w:spacing w:after="120" w:line="360" w:lineRule="auto"/>
-        <w:rPr/>
-      </w:pPr>
-      <w:r>
-        <w:rPr>
-          <w:rFonts w:ascii="Times New Roman" w:cs="Times New Roman" w:eastAsia="Times New Roman" w:hAnsi="Times New Roman"/>
-          <w:color w:val="000000"/>
-          <w:sz w:val="24"/>
-          <w:szCs w:val="24"/>
-          <w:rtl w:val="0"/>
-        </w:rPr>
-        <w:t xml:space="preserve">ScanJob is the background task that coordinates the other services. Hangfire invokes it when a scan is triggered.</w:t>
-      </w:r>
-      <w:r>
-        <w:rPr>
-          <w:rtl w:val="0"/>
-        </w:rPr>
-      </w:r>
-    </w:p>
-    <w:p>
-      <w:pPr>
-        <w:spacing w:after="120" w:line="360" w:lineRule="auto"/>
-        <w:rPr/>
-      </w:pPr>
-      <w:r>
-        <w:rPr>
-          <w:rFonts w:ascii="Times New Roman" w:cs="Times New Roman" w:eastAsia="Times New Roman" w:hAnsi="Times New Roman"/>
-          <w:color w:val="000000"/>
-          <w:sz w:val="24"/>
-          <w:szCs w:val="24"/>
-          <w:rtl w:val="0"/>
-        </w:rPr>
-        <w:t xml:space="preserve">The user posts a target URL to the API. The API creates a Scan row and enqueues a background job. The job calls ZapService to run the scan. ZAP spiders the target to discover URLs, then runs an active scan against each URL. Results are returned as JSON. The job stores raw output and parsed findings, then marks the scan complete.</w:t>
-      </w:r>
-      <w:r>
-        <w:rPr>
-          <w:rtl w:val="0"/>
-        </w:rPr>
-      </w:r>
-    </w:p>
-    <w:p>
-      <w:pPr>
-        <w:pStyle w:val="Heading1"/>
-        <w:rPr/>
-      </w:pPr>
-      <w:bookmarkStart w:colFirst="0" w:colLast="0" w:name="_heading=h.5xnt7jq57f7a" w:id="1"/>
-      <w:bookmarkEnd w:id="1"/>
-      <w:r>
-        <w:rPr>
-          <w:rtl w:val="0"/>
-        </w:rPr>
-        <w:t xml:space="preserve">Scan Workflow</w:t>
-      </w:r>
-    </w:p>
-    <w:p>
-      <w:pPr>
-        <w:spacing w:after="120" w:line="360" w:lineRule="auto"/>
-        <w:rPr/>
-      </w:pPr>
-      <w:r>
-        <w:rPr>
-          <w:rtl w:val="0"/>
-        </w:rPr>
-        <w:t xml:space="preserve">Figure 4 traces a scan from trigger to completion.</w:t>
-      </w:r>
-    </w:p>
-    <w:p>
-      <w:pPr>
         <w:pBdr>
-          <w:top w:color="auto" w:space="0" w:sz="0" w:val="none"/>
-          <w:left w:color="auto" w:space="0" w:sz="0" w:val="none"/>
-          <w:bottom w:color="auto" w:space="0" w:sz="0" w:val="none"/>
-          <w:right w:color="auto" w:space="0" w:sz="0" w:val="none"/>
-          <w:between w:color="auto" w:space="0" w:sz="0" w:val="none"/>
+          <w:top w:color="000000" w:space="0" w:sz="0" w:val="none"/>
+          <w:left w:color="000000" w:space="0" w:sz="0" w:val="none"/>
+          <w:bottom w:color="000000" w:space="0" w:sz="0" w:val="none"/>
+          <w:right w:color="000000" w:space="0" w:sz="0" w:val="none"/>
+          <w:between w:color="000000" w:space="0" w:sz="0" w:val="none"/>
         </w:pBdr>
         <w:spacing w:line="276" w:lineRule="auto"/>
         <w:jc w:val="center"/>
@@ -3132,7 +2915,7 @@
         <w:widowControl w:val="1"/>
         <w:numPr>
           <w:ilvl w:val="0"/>
-          <w:numId w:val="1"/>
+          <w:numId w:val="3"/>
         </w:numPr>
         <w:pBdr>
           <w:top w:space="0" w:sz="0" w:val="nil"/>
@@ -3166,6 +2949,11 @@
         </w:rPr>
         <w:t xml:space="preserve">Nuclei for template-based vulnerability detection</w:t>
       </w:r>
+      <w:r>
+        <w:rPr>
+          <w:rtl w:val="0"/>
+        </w:rPr>
+      </w:r>
     </w:p>
     <w:p>
       <w:pPr>
@@ -3175,7 +2963,7 @@
         <w:widowControl w:val="1"/>
         <w:numPr>
           <w:ilvl w:val="0"/>
-          <w:numId w:val="1"/>
+          <w:numId w:val="3"/>
         </w:numPr>
         <w:pBdr>
           <w:top w:space="0" w:sz="0" w:val="nil"/>
@@ -3209,6 +2997,11 @@
         </w:rPr>
         <w:t xml:space="preserve">Schemathesis for API fuzz testing</w:t>
       </w:r>
+      <w:r>
+        <w:rPr>
+          <w:rtl w:val="0"/>
+        </w:rPr>
+      </w:r>
     </w:p>
     <w:p>
       <w:pPr>
@@ -3218,7 +3011,7 @@
         <w:widowControl w:val="1"/>
         <w:numPr>
           <w:ilvl w:val="0"/>
-          <w:numId w:val="1"/>
+          <w:numId w:val="3"/>
         </w:numPr>
         <w:pBdr>
           <w:top w:space="0" w:sz="0" w:val="nil"/>
@@ -3252,6 +3045,11 @@
         </w:rPr>
         <w:t xml:space="preserve">Dependency scanning for .NET and React packages</w:t>
       </w:r>
+      <w:r>
+        <w:rPr>
+          <w:rtl w:val="0"/>
+        </w:rPr>
+      </w:r>
     </w:p>
     <w:p>
       <w:pPr>
@@ -3286,12 +3084,12 @@
           <wp:inline distB="0" distT="0" distL="0" distR="0">
             <wp:extent cx="5943600" cy="3518611"/>
             <wp:effectExtent b="0" l="0" r="0" t="0"/>
-            <wp:docPr id="5" name="image5.png"/>
+            <wp:docPr id="4" name="image1.png"/>
             <a:graphic>
               <a:graphicData uri="http://schemas.openxmlformats.org/drawingml/2006/picture">
                 <pic:pic>
                   <pic:nvPicPr>
-                    <pic:cNvPr id="0" name="image5.png"/>
+                    <pic:cNvPr id="0" name="image1.png"/>
                     <pic:cNvPicPr preferRelativeResize="0"/>
                   </pic:nvPicPr>
                   <pic:blipFill>
@@ -3403,11 +3201,11 @@
     <w:p>
       <w:pPr>
         <w:pBdr>
-          <w:top w:color="auto" w:space="0" w:sz="0" w:val="none"/>
-          <w:left w:color="auto" w:space="0" w:sz="0" w:val="none"/>
-          <w:bottom w:color="auto" w:space="0" w:sz="0" w:val="none"/>
-          <w:right w:color="auto" w:space="0" w:sz="0" w:val="none"/>
-          <w:between w:color="auto" w:space="0" w:sz="0" w:val="none"/>
+          <w:top w:color="000000" w:space="0" w:sz="0" w:val="none"/>
+          <w:left w:color="000000" w:space="0" w:sz="0" w:val="none"/>
+          <w:bottom w:color="000000" w:space="0" w:sz="0" w:val="none"/>
+          <w:right w:color="000000" w:space="0" w:sz="0" w:val="none"/>
+          <w:between w:color="000000" w:space="0" w:sz="0" w:val="none"/>
         </w:pBdr>
         <w:spacing w:line="276" w:lineRule="auto"/>
         <w:jc w:val="center"/>
@@ -5666,11 +5464,11 @@
     <w:p>
       <w:pPr>
         <w:pBdr>
-          <w:top w:color="auto" w:space="0" w:sz="0" w:val="none"/>
-          <w:left w:color="auto" w:space="0" w:sz="0" w:val="none"/>
-          <w:bottom w:color="auto" w:space="0" w:sz="0" w:val="none"/>
-          <w:right w:color="auto" w:space="0" w:sz="0" w:val="none"/>
-          <w:between w:color="auto" w:space="0" w:sz="0" w:val="none"/>
+          <w:top w:color="000000" w:space="0" w:sz="0" w:val="none"/>
+          <w:left w:color="000000" w:space="0" w:sz="0" w:val="none"/>
+          <w:bottom w:color="000000" w:space="0" w:sz="0" w:val="none"/>
+          <w:right w:color="000000" w:space="0" w:sz="0" w:val="none"/>
+          <w:between w:color="000000" w:space="0" w:sz="0" w:val="none"/>
         </w:pBdr>
         <w:spacing w:line="276" w:lineRule="auto"/>
         <w:rPr>
@@ -6924,11 +6722,11 @@
     <w:p>
       <w:pPr>
         <w:pBdr>
-          <w:top w:color="auto" w:space="0" w:sz="0" w:val="none"/>
-          <w:left w:color="auto" w:space="0" w:sz="0" w:val="none"/>
-          <w:bottom w:color="auto" w:space="0" w:sz="0" w:val="none"/>
-          <w:right w:color="auto" w:space="0" w:sz="0" w:val="none"/>
-          <w:between w:color="auto" w:space="0" w:sz="0" w:val="none"/>
+          <w:top w:color="000000" w:space="0" w:sz="0" w:val="none"/>
+          <w:left w:color="000000" w:space="0" w:sz="0" w:val="none"/>
+          <w:bottom w:color="000000" w:space="0" w:sz="0" w:val="none"/>
+          <w:right w:color="000000" w:space="0" w:sz="0" w:val="none"/>
+          <w:between w:color="000000" w:space="0" w:sz="0" w:val="none"/>
         </w:pBdr>
         <w:spacing w:line="276" w:lineRule="auto"/>
         <w:rPr>
@@ -7470,11 +7268,11 @@
           <w:p>
             <w:pPr>
               <w:pBdr>
-                <w:top w:color="auto" w:space="0" w:sz="0" w:val="none"/>
-                <w:left w:color="auto" w:space="0" w:sz="0" w:val="none"/>
-                <w:bottom w:color="auto" w:space="0" w:sz="0" w:val="none"/>
-                <w:right w:color="auto" w:space="0" w:sz="0" w:val="none"/>
-                <w:between w:color="auto" w:space="0" w:sz="0" w:val="none"/>
+                <w:top w:color="000000" w:space="0" w:sz="0" w:val="none"/>
+                <w:left w:color="000000" w:space="0" w:sz="0" w:val="none"/>
+                <w:bottom w:color="000000" w:space="0" w:sz="0" w:val="none"/>
+                <w:right w:color="000000" w:space="0" w:sz="0" w:val="none"/>
+                <w:between w:color="000000" w:space="0" w:sz="0" w:val="none"/>
               </w:pBdr>
               <w:spacing w:after="0" w:line="240" w:lineRule="auto"/>
               <w:jc w:val="center"/>
@@ -7502,11 +7300,11 @@
           <w:p>
             <w:pPr>
               <w:pBdr>
-                <w:top w:color="auto" w:space="0" w:sz="0" w:val="none"/>
-                <w:left w:color="auto" w:space="0" w:sz="0" w:val="none"/>
-                <w:bottom w:color="auto" w:space="0" w:sz="0" w:val="none"/>
-                <w:right w:color="auto" w:space="0" w:sz="0" w:val="none"/>
-                <w:between w:color="auto" w:space="0" w:sz="0" w:val="none"/>
+                <w:top w:color="000000" w:space="0" w:sz="0" w:val="none"/>
+                <w:left w:color="000000" w:space="0" w:sz="0" w:val="none"/>
+                <w:bottom w:color="000000" w:space="0" w:sz="0" w:val="none"/>
+                <w:right w:color="000000" w:space="0" w:sz="0" w:val="none"/>
+                <w:between w:color="000000" w:space="0" w:sz="0" w:val="none"/>
               </w:pBdr>
               <w:spacing w:after="0" w:line="240" w:lineRule="auto"/>
               <w:jc w:val="center"/>
@@ -7668,11 +7466,11 @@
           <w:p>
             <w:pPr>
               <w:pBdr>
-                <w:top w:color="auto" w:space="0" w:sz="0" w:val="none"/>
-                <w:left w:color="auto" w:space="0" w:sz="0" w:val="none"/>
-                <w:bottom w:color="auto" w:space="0" w:sz="0" w:val="none"/>
-                <w:right w:color="auto" w:space="0" w:sz="0" w:val="none"/>
-                <w:between w:color="auto" w:space="0" w:sz="0" w:val="none"/>
+                <w:top w:color="000000" w:space="0" w:sz="0" w:val="none"/>
+                <w:left w:color="000000" w:space="0" w:sz="0" w:val="none"/>
+                <w:bottom w:color="000000" w:space="0" w:sz="0" w:val="none"/>
+                <w:right w:color="000000" w:space="0" w:sz="0" w:val="none"/>
+                <w:between w:color="000000" w:space="0" w:sz="0" w:val="none"/>
               </w:pBdr>
               <w:spacing w:after="0" w:line="240" w:lineRule="auto"/>
               <w:jc w:val="center"/>
@@ -7700,11 +7498,11 @@
           <w:p>
             <w:pPr>
               <w:pBdr>
-                <w:top w:color="auto" w:space="0" w:sz="0" w:val="none"/>
-                <w:left w:color="auto" w:space="0" w:sz="0" w:val="none"/>
-                <w:bottom w:color="auto" w:space="0" w:sz="0" w:val="none"/>
-                <w:right w:color="auto" w:space="0" w:sz="0" w:val="none"/>
-                <w:between w:color="auto" w:space="0" w:sz="0" w:val="none"/>
+                <w:top w:color="000000" w:space="0" w:sz="0" w:val="none"/>
+                <w:left w:color="000000" w:space="0" w:sz="0" w:val="none"/>
+                <w:bottom w:color="000000" w:space="0" w:sz="0" w:val="none"/>
+                <w:right w:color="000000" w:space="0" w:sz="0" w:val="none"/>
+                <w:between w:color="000000" w:space="0" w:sz="0" w:val="none"/>
               </w:pBdr>
               <w:spacing w:after="0" w:line="240" w:lineRule="auto"/>
               <w:jc w:val="center"/>
@@ -7948,11 +7746,11 @@
           <w:p>
             <w:pPr>
               <w:pBdr>
-                <w:top w:color="auto" w:space="0" w:sz="0" w:val="none"/>
-                <w:left w:color="auto" w:space="0" w:sz="0" w:val="none"/>
-                <w:bottom w:color="auto" w:space="0" w:sz="0" w:val="none"/>
-                <w:right w:color="auto" w:space="0" w:sz="0" w:val="none"/>
-                <w:between w:color="auto" w:space="0" w:sz="0" w:val="none"/>
+                <w:top w:color="000000" w:space="0" w:sz="0" w:val="none"/>
+                <w:left w:color="000000" w:space="0" w:sz="0" w:val="none"/>
+                <w:bottom w:color="000000" w:space="0" w:sz="0" w:val="none"/>
+                <w:right w:color="000000" w:space="0" w:sz="0" w:val="none"/>
+                <w:between w:color="000000" w:space="0" w:sz="0" w:val="none"/>
               </w:pBdr>
               <w:spacing w:after="0" w:line="240" w:lineRule="auto"/>
               <w:jc w:val="center"/>
@@ -7980,11 +7778,11 @@
           <w:p>
             <w:pPr>
               <w:pBdr>
-                <w:top w:color="auto" w:space="0" w:sz="0" w:val="none"/>
-                <w:left w:color="auto" w:space="0" w:sz="0" w:val="none"/>
-                <w:bottom w:color="auto" w:space="0" w:sz="0" w:val="none"/>
-                <w:right w:color="auto" w:space="0" w:sz="0" w:val="none"/>
-                <w:between w:color="auto" w:space="0" w:sz="0" w:val="none"/>
+                <w:top w:color="000000" w:space="0" w:sz="0" w:val="none"/>
+                <w:left w:color="000000" w:space="0" w:sz="0" w:val="none"/>
+                <w:bottom w:color="000000" w:space="0" w:sz="0" w:val="none"/>
+                <w:right w:color="000000" w:space="0" w:sz="0" w:val="none"/>
+                <w:between w:color="000000" w:space="0" w:sz="0" w:val="none"/>
               </w:pBdr>
               <w:spacing w:after="0" w:line="240" w:lineRule="auto"/>
               <w:jc w:val="center"/>
@@ -8023,11 +7821,11 @@
           <w:p>
             <w:pPr>
               <w:pBdr>
-                <w:top w:color="auto" w:space="0" w:sz="0" w:val="none"/>
-                <w:left w:color="auto" w:space="0" w:sz="0" w:val="none"/>
-                <w:bottom w:color="auto" w:space="0" w:sz="0" w:val="none"/>
-                <w:right w:color="auto" w:space="0" w:sz="0" w:val="none"/>
-                <w:between w:color="auto" w:space="0" w:sz="0" w:val="none"/>
+                <w:top w:color="000000" w:space="0" w:sz="0" w:val="none"/>
+                <w:left w:color="000000" w:space="0" w:sz="0" w:val="none"/>
+                <w:bottom w:color="000000" w:space="0" w:sz="0" w:val="none"/>
+                <w:right w:color="000000" w:space="0" w:sz="0" w:val="none"/>
+                <w:between w:color="000000" w:space="0" w:sz="0" w:val="none"/>
               </w:pBdr>
               <w:spacing w:after="0" w:line="240" w:lineRule="auto"/>
               <w:jc w:val="center"/>
@@ -9060,7 +8858,7 @@
         <w:widowControl w:val="1"/>
         <w:numPr>
           <w:ilvl w:val="0"/>
-          <w:numId w:val="1"/>
+          <w:numId w:val="3"/>
         </w:numPr>
         <w:pBdr>
           <w:top w:space="0" w:sz="0" w:val="nil"/>
@@ -9094,6 +8892,11 @@
         </w:rPr>
         <w:t xml:space="preserve">No authentication on the API or Hangfire dashboard.</w:t>
       </w:r>
+      <w:r>
+        <w:rPr>
+          <w:rtl w:val="0"/>
+        </w:rPr>
+      </w:r>
     </w:p>
     <w:p>
       <w:pPr>
@@ -9103,7 +8906,7 @@
         <w:widowControl w:val="1"/>
         <w:numPr>
           <w:ilvl w:val="0"/>
-          <w:numId w:val="1"/>
+          <w:numId w:val="3"/>
         </w:numPr>
         <w:pBdr>
           <w:top w:space="0" w:sz="0" w:val="nil"/>
@@ -9137,6 +8940,11 @@
         </w:rPr>
         <w:t xml:space="preserve">Only OWASP ZAP is integrated. Other scanners are designed but not implemented.</w:t>
       </w:r>
+      <w:r>
+        <w:rPr>
+          <w:rtl w:val="0"/>
+        </w:rPr>
+      </w:r>
     </w:p>
     <w:p>
       <w:pPr>
@@ -9146,7 +8954,7 @@
         <w:widowControl w:val="1"/>
         <w:numPr>
           <w:ilvl w:val="0"/>
-          <w:numId w:val="1"/>
+          <w:numId w:val="3"/>
         </w:numPr>
         <w:pBdr>
           <w:top w:space="0" w:sz="0" w:val="nil"/>
@@ -9180,6 +8988,11 @@
         </w:rPr>
         <w:t xml:space="preserve">No report export to PDF, HTML, or CSV.</w:t>
       </w:r>
+      <w:r>
+        <w:rPr>
+          <w:rtl w:val="0"/>
+        </w:rPr>
+      </w:r>
     </w:p>
     <w:p>
       <w:pPr>
@@ -9189,7 +9002,7 @@
         <w:widowControl w:val="1"/>
         <w:numPr>
           <w:ilvl w:val="0"/>
-          <w:numId w:val="1"/>
+          <w:numId w:val="3"/>
         </w:numPr>
         <w:pBdr>
           <w:top w:space="0" w:sz="0" w:val="nil"/>
@@ -9223,6 +9036,11 @@
         </w:rPr>
         <w:t xml:space="preserve">No authenticated scan mode.</w:t>
       </w:r>
+      <w:r>
+        <w:rPr>
+          <w:rtl w:val="0"/>
+        </w:rPr>
+      </w:r>
     </w:p>
     <w:p>
       <w:pPr>
@@ -9232,7 +9050,7 @@
         <w:widowControl w:val="1"/>
         <w:numPr>
           <w:ilvl w:val="0"/>
-          <w:numId w:val="1"/>
+          <w:numId w:val="3"/>
         </w:numPr>
         <w:pBdr>
           <w:top w:space="0" w:sz="0" w:val="nil"/>
@@ -9266,6 +9084,474 @@
         </w:rPr>
         <w:t xml:space="preserve">No React frontend. Users interact through Swagger or curl.</w:t>
       </w:r>
+      <w:r>
+        <w:rPr>
+          <w:rtl w:val="0"/>
+        </w:rPr>
+      </w:r>
+    </w:p>
+    <w:p>
+      <w:pPr>
+        <w:pStyle w:val="Heading1"/>
+        <w:spacing w:after="80" w:line="276" w:lineRule="auto"/>
+        <w:rPr/>
+      </w:pPr>
+      <w:bookmarkStart w:colFirst="0" w:colLast="0" w:name="_heading=h.c68k5v384kbw" w:id="3"/>
+      <w:bookmarkEnd w:id="3"/>
+      <w:r>
+        <w:rPr>
+          <w:rtl w:val="0"/>
+        </w:rPr>
+        <w:t xml:space="preserve">Appendix B: Learning Resources and Domain Knowledge</w:t>
+      </w:r>
+    </w:p>
+    <w:p>
+      <w:pPr>
+        <w:spacing w:after="240" w:before="0" w:line="276" w:lineRule="auto"/>
+        <w:rPr/>
+      </w:pPr>
+      <w:r>
+        <w:rPr>
+          <w:rtl w:val="0"/>
+        </w:rPr>
+        <w:t xml:space="preserve">The following resources were utilized to acquire the necessary domain knowledge, framework expertise, and tool-specific skills required to design, implement, and maintain the Crennotech Vulnerability Scanner system:</w:t>
+      </w:r>
+    </w:p>
+    <w:p>
+      <w:pPr>
+        <w:spacing w:before="0" w:line="276" w:lineRule="auto"/>
+        <w:rPr/>
+      </w:pPr>
+      <w:r>
+        <w:rPr>
+          <w:rtl w:val="0"/>
+        </w:rPr>
+        <w:t xml:space="preserve">.NET 8 &amp; Background Job Processing</w:t>
+      </w:r>
+    </w:p>
+    <w:p>
+      <w:pPr>
+        <w:numPr>
+          <w:ilvl w:val="0"/>
+          <w:numId w:val="4"/>
+        </w:numPr>
+        <w:spacing w:after="0" w:afterAutospacing="0" w:before="0" w:line="276" w:lineRule="auto"/>
+        <w:ind w:left="720" w:hanging="360"/>
+      </w:pPr>
+      <w:r>
+        <w:rPr>
+          <w:rtl w:val="0"/>
+        </w:rPr>
+        <w:t xml:space="preserve">Hangfire Official Documentation</w:t>
+      </w:r>
+    </w:p>
+    <w:p>
+      <w:pPr>
+        <w:numPr>
+          <w:ilvl w:val="1"/>
+          <w:numId w:val="4"/>
+        </w:numPr>
+        <w:spacing w:after="0" w:afterAutospacing="0" w:before="0" w:line="276" w:lineRule="auto"/>
+        <w:ind w:left="1440" w:hanging="360"/>
+      </w:pPr>
+      <w:r>
+        <w:rPr>
+          <w:rtl w:val="0"/>
+        </w:rPr>
+        <w:t xml:space="preserve">Resource Link</w:t>
+      </w:r>
+      <w:r>
+        <w:rPr>
+          <w:i w:val="1"/>
+          <w:iCs w:val="1"/>
+          <w:rtl w:val="0"/>
+        </w:rPr>
+        <w:t xml:space="preserve">:</w:t>
+      </w:r>
+      <w:hyperlink r:id="rId11">
+        <w:r>
+          <w:rPr>
+            <w:color w:val="1155cc"/>
+            <w:u w:val="single"/>
+            <w:rtl w:val="0"/>
+          </w:rPr>
+          <w:t xml:space="preserve"> https://docs.hangfire.io/en/latest/</w:t>
+        </w:r>
+      </w:hyperlink>
+      <w:r>
+        <w:rPr>
+          <w:rtl w:val="0"/>
+        </w:rPr>
+      </w:r>
+    </w:p>
+    <w:p>
+      <w:pPr>
+        <w:numPr>
+          <w:ilvl w:val="1"/>
+          <w:numId w:val="4"/>
+        </w:numPr>
+        <w:spacing w:after="0" w:afterAutospacing="0" w:before="0" w:line="276" w:lineRule="auto"/>
+        <w:ind w:left="1440" w:hanging="360"/>
+      </w:pPr>
+      <w:r>
+        <w:rPr>
+          <w:rtl w:val="0"/>
+        </w:rPr>
+        <w:t xml:space="preserve">Purpose:</w:t>
+      </w:r>
+      <w:r>
+        <w:rPr>
+          <w:rtl w:val="0"/>
+        </w:rPr>
+        <w:t xml:space="preserve"> Used to learn how to configure the background job server engine, manage state transitions (Queued to Running to Completed), and create the dashboard interface using authorization filters.</w:t>
+      </w:r>
+    </w:p>
+    <w:p>
+      <w:pPr>
+        <w:numPr>
+          <w:ilvl w:val="0"/>
+          <w:numId w:val="4"/>
+        </w:numPr>
+        <w:spacing w:after="0" w:afterAutospacing="0" w:before="0" w:line="276" w:lineRule="auto"/>
+        <w:ind w:left="720" w:hanging="360"/>
+      </w:pPr>
+      <w:r>
+        <w:rPr>
+          <w:rtl w:val="0"/>
+        </w:rPr>
+        <w:t xml:space="preserve">ASP.NET Core Web API Architecture (Microsoft Learn)</w:t>
+      </w:r>
+    </w:p>
+    <w:p>
+      <w:pPr>
+        <w:numPr>
+          <w:ilvl w:val="1"/>
+          <w:numId w:val="4"/>
+        </w:numPr>
+        <w:spacing w:after="0" w:afterAutospacing="0" w:before="0" w:line="276" w:lineRule="auto"/>
+        <w:ind w:left="1440" w:hanging="360"/>
+      </w:pPr>
+      <w:r>
+        <w:rPr>
+          <w:rtl w:val="0"/>
+        </w:rPr>
+        <w:t xml:space="preserve">Resource Link</w:t>
+      </w:r>
+      <w:r>
+        <w:rPr>
+          <w:i w:val="1"/>
+          <w:iCs w:val="1"/>
+          <w:rtl w:val="0"/>
+        </w:rPr>
+        <w:t xml:space="preserve">:</w:t>
+      </w:r>
+      <w:hyperlink r:id="rId12">
+        <w:r>
+          <w:rPr>
+            <w:color w:val="1155cc"/>
+            <w:u w:val="single"/>
+            <w:rtl w:val="0"/>
+          </w:rPr>
+          <w:t xml:space="preserve"> https://learn.microsoft.com/en-us/aspnet/core/web-api/</w:t>
+        </w:r>
+      </w:hyperlink>
+      <w:r>
+        <w:rPr>
+          <w:rtl w:val="0"/>
+        </w:rPr>
+      </w:r>
+    </w:p>
+    <w:p>
+      <w:pPr>
+        <w:numPr>
+          <w:ilvl w:val="1"/>
+          <w:numId w:val="4"/>
+        </w:numPr>
+        <w:spacing w:after="240" w:before="0" w:line="276" w:lineRule="auto"/>
+        <w:ind w:left="1440" w:hanging="360"/>
+      </w:pPr>
+      <w:r>
+        <w:rPr>
+          <w:rtl w:val="0"/>
+        </w:rPr>
+        <w:t xml:space="preserve">Purpose:</w:t>
+      </w:r>
+      <w:r>
+        <w:rPr>
+          <w:rtl w:val="0"/>
+        </w:rPr>
+        <w:t xml:space="preserve"> Used to understand dependency injection lifetimes, repository patterns, and structuring endpoints inside controllers.</w:t>
+      </w:r>
+    </w:p>
+    <w:p>
+      <w:pPr>
+        <w:spacing w:before="0" w:line="276" w:lineRule="auto"/>
+        <w:rPr/>
+      </w:pPr>
+      <w:r>
+        <w:rPr>
+          <w:rtl w:val="0"/>
+        </w:rPr>
+        <w:t xml:space="preserve">Security Testing &amp; OWASP ZAP Domain Knowledge</w:t>
+      </w:r>
+    </w:p>
+    <w:p>
+      <w:pPr>
+        <w:numPr>
+          <w:ilvl w:val="0"/>
+          <w:numId w:val="1"/>
+        </w:numPr>
+        <w:spacing w:after="0" w:afterAutospacing="0" w:before="0" w:line="276" w:lineRule="auto"/>
+        <w:ind w:left="720" w:hanging="360"/>
+      </w:pPr>
+      <w:r>
+        <w:rPr>
+          <w:rtl w:val="0"/>
+        </w:rPr>
+        <w:t xml:space="preserve">OWASP ZAP Getting Started Guide</w:t>
+      </w:r>
+    </w:p>
+    <w:p>
+      <w:pPr>
+        <w:numPr>
+          <w:ilvl w:val="1"/>
+          <w:numId w:val="1"/>
+        </w:numPr>
+        <w:spacing w:after="0" w:afterAutospacing="0" w:before="0" w:line="276" w:lineRule="auto"/>
+        <w:ind w:left="1440" w:hanging="360"/>
+      </w:pPr>
+      <w:r>
+        <w:rPr>
+          <w:rtl w:val="0"/>
+        </w:rPr>
+        <w:t xml:space="preserve">Resource Link</w:t>
+      </w:r>
+      <w:r>
+        <w:rPr>
+          <w:i w:val="1"/>
+          <w:iCs w:val="1"/>
+          <w:rtl w:val="0"/>
+        </w:rPr>
+        <w:t xml:space="preserve">:</w:t>
+      </w:r>
+      <w:hyperlink r:id="rId13">
+        <w:r>
+          <w:rPr>
+            <w:color w:val="1155cc"/>
+            <w:u w:val="single"/>
+            <w:rtl w:val="0"/>
+          </w:rPr>
+          <w:t xml:space="preserve"> </w:t>
+        </w:r>
+      </w:hyperlink>
+      <w:hyperlink r:id="rId14">
+        <w:r>
+          <w:rPr>
+            <w:color w:val="1155cc"/>
+            <w:u w:val="single"/>
+            <w:rtl w:val="0"/>
+          </w:rPr>
+          <w:t xml:space="preserve">https://www.zaproxy.org/getting-started/</w:t>
+        </w:r>
+      </w:hyperlink>
+      <w:r>
+        <w:rPr>
+          <w:rtl w:val="0"/>
+        </w:rPr>
+      </w:r>
+    </w:p>
+    <w:p>
+      <w:pPr>
+        <w:numPr>
+          <w:ilvl w:val="1"/>
+          <w:numId w:val="1"/>
+        </w:numPr>
+        <w:spacing w:after="0" w:afterAutospacing="0" w:before="0" w:line="276" w:lineRule="auto"/>
+        <w:ind w:left="1440" w:hanging="360"/>
+      </w:pPr>
+      <w:r>
+        <w:rPr>
+          <w:rtl w:val="0"/>
+        </w:rPr>
+        <w:t xml:space="preserve">Purpose:</w:t>
+      </w:r>
+      <w:r>
+        <w:rPr>
+          <w:rtl w:val="0"/>
+        </w:rPr>
+        <w:t xml:space="preserve"> Essential for understanding web application security assessment terminology, including spiders, active scanners, alerts, and risk severities.</w:t>
+      </w:r>
+    </w:p>
+    <w:p>
+      <w:pPr>
+        <w:numPr>
+          <w:ilvl w:val="0"/>
+          <w:numId w:val="1"/>
+        </w:numPr>
+        <w:spacing w:after="0" w:afterAutospacing="0" w:before="0" w:line="276" w:lineRule="auto"/>
+        <w:ind w:left="720" w:hanging="360"/>
+      </w:pPr>
+      <w:r>
+        <w:rPr>
+          <w:rtl w:val="0"/>
+        </w:rPr>
+        <w:t xml:space="preserve">ZAP Core API and Daemon Mode Tutorial</w:t>
+      </w:r>
+    </w:p>
+    <w:p>
+      <w:pPr>
+        <w:numPr>
+          <w:ilvl w:val="1"/>
+          <w:numId w:val="1"/>
+        </w:numPr>
+        <w:spacing w:after="0" w:afterAutospacing="0" w:before="0" w:line="276" w:lineRule="auto"/>
+        <w:ind w:left="1440" w:hanging="360"/>
+      </w:pPr>
+      <w:r>
+        <w:rPr>
+          <w:rtl w:val="0"/>
+        </w:rPr>
+        <w:t xml:space="preserve">Resource Link:</w:t>
+      </w:r>
+      <w:hyperlink r:id="rId15">
+        <w:r>
+          <w:rPr>
+            <w:color w:val="1155cc"/>
+            <w:u w:val="single"/>
+            <w:rtl w:val="0"/>
+          </w:rPr>
+          <w:t xml:space="preserve"> https://www.zaproxy.org/docs/api/</w:t>
+        </w:r>
+      </w:hyperlink>
+      <w:r>
+        <w:rPr>
+          <w:rtl w:val="0"/>
+        </w:rPr>
+      </w:r>
+    </w:p>
+    <w:p>
+      <w:pPr>
+        <w:numPr>
+          <w:ilvl w:val="1"/>
+          <w:numId w:val="1"/>
+        </w:numPr>
+        <w:spacing w:after="240" w:before="0" w:line="276" w:lineRule="auto"/>
+        <w:ind w:left="1440" w:hanging="360"/>
+      </w:pPr>
+      <w:r>
+        <w:rPr>
+          <w:rtl w:val="0"/>
+        </w:rPr>
+        <w:t xml:space="preserve">Purpose:</w:t>
+      </w:r>
+      <w:r>
+        <w:rPr>
+          <w:rtl w:val="0"/>
+        </w:rPr>
+        <w:t xml:space="preserve"> Helped the integration of the automated scanning process by detailing command-line daemon flags, API key configuration, and JSON report extraction.</w:t>
+      </w:r>
+    </w:p>
+    <w:p>
+      <w:pPr>
+        <w:spacing w:before="0" w:line="276" w:lineRule="auto"/>
+        <w:rPr/>
+      </w:pPr>
+      <w:r>
+        <w:rPr>
+          <w:rtl w:val="0"/>
+        </w:rPr>
+        <w:t xml:space="preserve">Database &amp; Migration Management</w:t>
+      </w:r>
+    </w:p>
+    <w:p>
+      <w:pPr>
+        <w:numPr>
+          <w:ilvl w:val="0"/>
+          <w:numId w:val="2"/>
+        </w:numPr>
+        <w:spacing w:after="0" w:afterAutospacing="0" w:before="0" w:line="276" w:lineRule="auto"/>
+        <w:ind w:left="720" w:hanging="360"/>
+      </w:pPr>
+      <w:r>
+        <w:rPr>
+          <w:rtl w:val="0"/>
+        </w:rPr>
+        <w:t xml:space="preserve">Entity Framework Core Migrations Guide</w:t>
+      </w:r>
+    </w:p>
+    <w:p>
+      <w:pPr>
+        <w:numPr>
+          <w:ilvl w:val="1"/>
+          <w:numId w:val="2"/>
+        </w:numPr>
+        <w:spacing w:after="0" w:afterAutospacing="0" w:before="0" w:line="276" w:lineRule="auto"/>
+        <w:ind w:left="1440" w:hanging="360"/>
+      </w:pPr>
+      <w:r>
+        <w:rPr>
+          <w:rtl w:val="0"/>
+        </w:rPr>
+        <w:t xml:space="preserve">Resource Link:</w:t>
+      </w:r>
+      <w:hyperlink r:id="rId16">
+        <w:r>
+          <w:rPr>
+            <w:color w:val="1155cc"/>
+            <w:u w:val="single"/>
+            <w:rtl w:val="0"/>
+          </w:rPr>
+          <w:t xml:space="preserve"> </w:t>
+        </w:r>
+      </w:hyperlink>
+      <w:hyperlink r:id="rId17">
+        <w:r>
+          <w:rPr>
+            <w:color w:val="1155cc"/>
+            <w:u w:val="single"/>
+            <w:rtl w:val="0"/>
+          </w:rPr>
+          <w:t xml:space="preserve">https://learn.microsoft.com/en-us/ef/core/managing-schemas/migrations/</w:t>
+        </w:r>
+      </w:hyperlink>
+      <w:r>
+        <w:rPr>
+          <w:rtl w:val="0"/>
+        </w:rPr>
+      </w:r>
+    </w:p>
+    <w:p>
+      <w:pPr>
+        <w:numPr>
+          <w:ilvl w:val="1"/>
+          <w:numId w:val="2"/>
+        </w:numPr>
+        <w:spacing w:after="240" w:before="0" w:line="276" w:lineRule="auto"/>
+        <w:ind w:left="1440" w:hanging="360"/>
+      </w:pPr>
+      <w:r>
+        <w:rPr>
+          <w:rtl w:val="0"/>
+        </w:rPr>
+        <w:t xml:space="preserve">Purpose:</w:t>
+      </w:r>
+      <w:r>
+        <w:rPr>
+          <w:rtl w:val="0"/>
+        </w:rPr>
+        <w:t xml:space="preserve"> Used to understand how to design the schema, manage relational data models, and apply database state updates via CLI migration commands</w:t>
+      </w:r>
+    </w:p>
+    <w:p>
+      <w:pPr>
+        <w:pStyle w:val="Heading1"/>
+        <w:rPr/>
+      </w:pPr>
+      <w:r>
+        <w:rPr>
+          <w:rtl w:val="0"/>
+        </w:rPr>
+      </w:r>
     </w:p>
     <w:p>
       <w:pPr>
@@ -9301,7 +9587,8 @@
       </w:r>
     </w:p>
     <w:sectPr>
-      <w:footerReference r:id="rId11" w:type="default"/>
+      <w:headerReference r:id="rId18" w:type="default"/>
+      <w:footerReference r:id="rId19" w:type="default"/>
       <w:pgSz w:h="15840" w:w="12240" w:orient="portrait"/>
       <w:pgMar w:bottom="1440" w:top="1440" w:left="1440" w:right="1440" w:header="708" w:footer="708"/>
       <w:pgNumType w:start="1"/>
@@ -9335,9 +9622,248 @@
 </w:ftr>
 </file>
 
+<file path=word/header1.xml><?xml version="1.0" encoding="utf-8"?>
+<w:hdr xmlns:mc="http://schemas.openxmlformats.org/markup-compatibility/2006" xmlns:o="urn:schemas-microsoft-com:office:office" xmlns:r="http://schemas.openxmlformats.org/officeDocument/2006/relationships" xmlns:m="http://schemas.openxmlformats.org/officeDocument/2006/math" xmlns:v="urn:schemas-microsoft-com:vml" xmlns:wp="http://schemas.openxmlformats.org/drawingml/2006/wordprocessingDrawing" xmlns:w10="urn:schemas-microsoft-com:office:word" xmlns:w="http://schemas.openxmlformats.org/wordprocessingml/2006/main" xmlns:wne="http://schemas.microsoft.com/office/word/2006/wordml" xmlns:sl="http://schemas.openxmlformats.org/schemaLibrary/2006/main" xmlns:a="http://schemas.openxmlformats.org/drawingml/2006/main" xmlns:pic="http://schemas.openxmlformats.org/drawingml/2006/picture" xmlns:c="http://schemas.openxmlformats.org/drawingml/2006/chart" xmlns:lc="http://schemas.openxmlformats.org/drawingml/2006/lockedCanvas" xmlns:dgm="http://schemas.openxmlformats.org/drawingml/2006/diagram" xmlns:wps="http://schemas.microsoft.com/office/word/2010/wordprocessingShape" xmlns:wpg="http://schemas.microsoft.com/office/word/2010/wordprocessingGroup" xmlns:w14="http://schemas.microsoft.com/office/word/2010/wordml" xmlns:w15="http://schemas.microsoft.com/office/word/2012/wordml" xmlns:w16="http://schemas.microsoft.com/office/word/2018/wordml" xmlns:w16cex="http://schemas.microsoft.com/office/word/2018/wordml/cex" xmlns:w16cid="http://schemas.microsoft.com/office/word/2016/wordml/cid" xmlns="http://schemas.microsoft.com/office/tasks/2019/documenttasks" xmlns:cr="http://schemas.microsoft.com/office/comments/2020/reactions">
+  <w:p>
+    <w:pPr>
+      <w:rPr/>
+    </w:pPr>
+    <w:r>
+      <w:rPr>
+        <w:rtl w:val="0"/>
+      </w:rPr>
+    </w:r>
+  </w:p>
+</w:hdr>
+</file>
+
 <file path=word/numbering.xml><?xml version="1.0" encoding="utf-8"?>
 <w:numbering xmlns:mc="http://schemas.openxmlformats.org/markup-compatibility/2006" xmlns:o="urn:schemas-microsoft-com:office:office" xmlns:r="http://schemas.openxmlformats.org/officeDocument/2006/relationships" xmlns:m="http://schemas.openxmlformats.org/officeDocument/2006/math" xmlns:v="urn:schemas-microsoft-com:vml" xmlns:wp="http://schemas.openxmlformats.org/drawingml/2006/wordprocessingDrawing" xmlns:w10="urn:schemas-microsoft-com:office:word" xmlns:w="http://schemas.openxmlformats.org/wordprocessingml/2006/main" xmlns:wne="http://schemas.microsoft.com/office/word/2006/wordml" xmlns:sl="http://schemas.openxmlformats.org/schemaLibrary/2006/main" xmlns:a="http://schemas.openxmlformats.org/drawingml/2006/main" xmlns:pic="http://schemas.openxmlformats.org/drawingml/2006/picture" xmlns:c="http://schemas.openxmlformats.org/drawingml/2006/chart" xmlns:lc="http://schemas.openxmlformats.org/drawingml/2006/lockedCanvas" xmlns:dgm="http://schemas.openxmlformats.org/drawingml/2006/diagram" xmlns:wps="http://schemas.microsoft.com/office/word/2010/wordprocessingShape" xmlns:wpg="http://schemas.microsoft.com/office/word/2010/wordprocessingGroup" xmlns:w14="http://schemas.microsoft.com/office/word/2010/wordml" xmlns:w15="http://schemas.microsoft.com/office/word/2012/wordml" xmlns:w16="http://schemas.microsoft.com/office/word/2018/wordml" xmlns:w16cex="http://schemas.microsoft.com/office/word/2018/wordml/cex" xmlns:w16cid="http://schemas.microsoft.com/office/word/2016/wordml/cid" xmlns="http://schemas.microsoft.com/office/tasks/2019/documenttasks" xmlns:cr="http://schemas.microsoft.com/office/comments/2020/reactions">
   <w:abstractNum w:abstractNumId="1">
+    <w:lvl w:ilvl="0">
+      <w:start w:val="1"/>
+      <w:numFmt w:val="bullet"/>
+      <w:lvlText w:val="●"/>
+      <w:lvlJc w:val="left"/>
+      <w:pPr>
+        <w:ind w:left="720" w:hanging="360"/>
+      </w:pPr>
+      <w:rPr>
+        <w:rFonts w:ascii="Arial" w:cs="Arial" w:eastAsia="Arial" w:hAnsi="Arial"/>
+        <w:u w:val="none"/>
+      </w:rPr>
+    </w:lvl>
+    <w:lvl w:ilvl="1">
+      <w:start w:val="1"/>
+      <w:numFmt w:val="bullet"/>
+      <w:lvlText w:val="○"/>
+      <w:lvlJc w:val="left"/>
+      <w:pPr>
+        <w:ind w:left="1440" w:hanging="360"/>
+      </w:pPr>
+      <w:rPr>
+        <w:rFonts w:ascii="Arial" w:cs="Arial" w:eastAsia="Arial" w:hAnsi="Arial"/>
+        <w:u w:val="none"/>
+      </w:rPr>
+    </w:lvl>
+    <w:lvl w:ilvl="2">
+      <w:start w:val="1"/>
+      <w:numFmt w:val="bullet"/>
+      <w:lvlText w:val="■"/>
+      <w:lvlJc w:val="left"/>
+      <w:pPr>
+        <w:ind w:left="2160" w:hanging="360"/>
+      </w:pPr>
+      <w:rPr>
+        <w:u w:val="none"/>
+      </w:rPr>
+    </w:lvl>
+    <w:lvl w:ilvl="3">
+      <w:start w:val="1"/>
+      <w:numFmt w:val="bullet"/>
+      <w:lvlText w:val="●"/>
+      <w:lvlJc w:val="left"/>
+      <w:pPr>
+        <w:ind w:left="2880" w:hanging="360"/>
+      </w:pPr>
+      <w:rPr>
+        <w:u w:val="none"/>
+      </w:rPr>
+    </w:lvl>
+    <w:lvl w:ilvl="4">
+      <w:start w:val="1"/>
+      <w:numFmt w:val="bullet"/>
+      <w:lvlText w:val="○"/>
+      <w:lvlJc w:val="left"/>
+      <w:pPr>
+        <w:ind w:left="3600" w:hanging="360"/>
+      </w:pPr>
+      <w:rPr>
+        <w:u w:val="none"/>
+      </w:rPr>
+    </w:lvl>
+    <w:lvl w:ilvl="5">
+      <w:start w:val="1"/>
+      <w:numFmt w:val="bullet"/>
+      <w:lvlText w:val="■"/>
+      <w:lvlJc w:val="left"/>
+      <w:pPr>
+        <w:ind w:left="4320" w:hanging="360"/>
+      </w:pPr>
+      <w:rPr>
+        <w:u w:val="none"/>
+      </w:rPr>
+    </w:lvl>
+    <w:lvl w:ilvl="6">
+      <w:start w:val="1"/>
+      <w:numFmt w:val="bullet"/>
+      <w:lvlText w:val="●"/>
+      <w:lvlJc w:val="left"/>
+      <w:pPr>
+        <w:ind w:left="5040" w:hanging="360"/>
+      </w:pPr>
+      <w:rPr>
+        <w:u w:val="none"/>
+      </w:rPr>
+    </w:lvl>
+    <w:lvl w:ilvl="7">
+      <w:start w:val="1"/>
+      <w:numFmt w:val="bullet"/>
+      <w:lvlText w:val="○"/>
+      <w:lvlJc w:val="left"/>
+      <w:pPr>
+        <w:ind w:left="5760" w:hanging="360"/>
+      </w:pPr>
+      <w:rPr>
+        <w:u w:val="none"/>
+      </w:rPr>
+    </w:lvl>
+    <w:lvl w:ilvl="8">
+      <w:start w:val="1"/>
+      <w:numFmt w:val="bullet"/>
+      <w:lvlText w:val="■"/>
+      <w:lvlJc w:val="left"/>
+      <w:pPr>
+        <w:ind w:left="6480" w:hanging="360"/>
+      </w:pPr>
+      <w:rPr>
+        <w:u w:val="none"/>
+      </w:rPr>
+    </w:lvl>
+  </w:abstractNum>
+  <w:abstractNum w:abstractNumId="2">
+    <w:lvl w:ilvl="0">
+      <w:start w:val="1"/>
+      <w:numFmt w:val="bullet"/>
+      <w:lvlText w:val="●"/>
+      <w:lvlJc w:val="left"/>
+      <w:pPr>
+        <w:ind w:left="720" w:hanging="360"/>
+      </w:pPr>
+      <w:rPr>
+        <w:rFonts w:ascii="Arial" w:cs="Arial" w:eastAsia="Arial" w:hAnsi="Arial"/>
+        <w:u w:val="none"/>
+      </w:rPr>
+    </w:lvl>
+    <w:lvl w:ilvl="1">
+      <w:start w:val="1"/>
+      <w:numFmt w:val="bullet"/>
+      <w:lvlText w:val="○"/>
+      <w:lvlJc w:val="left"/>
+      <w:pPr>
+        <w:ind w:left="1440" w:hanging="360"/>
+      </w:pPr>
+      <w:rPr>
+        <w:rFonts w:ascii="Arial" w:cs="Arial" w:eastAsia="Arial" w:hAnsi="Arial"/>
+        <w:u w:val="none"/>
+      </w:rPr>
+    </w:lvl>
+    <w:lvl w:ilvl="2">
+      <w:start w:val="1"/>
+      <w:numFmt w:val="bullet"/>
+      <w:lvlText w:val="■"/>
+      <w:lvlJc w:val="left"/>
+      <w:pPr>
+        <w:ind w:left="2160" w:hanging="360"/>
+      </w:pPr>
+      <w:rPr>
+        <w:u w:val="none"/>
+      </w:rPr>
+    </w:lvl>
+    <w:lvl w:ilvl="3">
+      <w:start w:val="1"/>
+      <w:numFmt w:val="bullet"/>
+      <w:lvlText w:val="●"/>
+      <w:lvlJc w:val="left"/>
+      <w:pPr>
+        <w:ind w:left="2880" w:hanging="360"/>
+      </w:pPr>
+      <w:rPr>
+        <w:u w:val="none"/>
+      </w:rPr>
+    </w:lvl>
+    <w:lvl w:ilvl="4">
+      <w:start w:val="1"/>
+      <w:numFmt w:val="bullet"/>
+      <w:lvlText w:val="○"/>
+      <w:lvlJc w:val="left"/>
+      <w:pPr>
+        <w:ind w:left="3600" w:hanging="360"/>
+      </w:pPr>
+      <w:rPr>
+        <w:u w:val="none"/>
+      </w:rPr>
+    </w:lvl>
+    <w:lvl w:ilvl="5">
+      <w:start w:val="1"/>
+      <w:numFmt w:val="bullet"/>
+      <w:lvlText w:val="■"/>
+      <w:lvlJc w:val="left"/>
+      <w:pPr>
+        <w:ind w:left="4320" w:hanging="360"/>
+      </w:pPr>
+      <w:rPr>
+        <w:u w:val="none"/>
+      </w:rPr>
+    </w:lvl>
+    <w:lvl w:ilvl="6">
+      <w:start w:val="1"/>
+      <w:numFmt w:val="bullet"/>
+      <w:lvlText w:val="●"/>
+      <w:lvlJc w:val="left"/>
+      <w:pPr>
+        <w:ind w:left="5040" w:hanging="360"/>
+      </w:pPr>
+      <w:rPr>
+        <w:u w:val="none"/>
+      </w:rPr>
+    </w:lvl>
+    <w:lvl w:ilvl="7">
+      <w:start w:val="1"/>
+      <w:numFmt w:val="bullet"/>
+      <w:lvlText w:val="○"/>
+      <w:lvlJc w:val="left"/>
+      <w:pPr>
+        <w:ind w:left="5760" w:hanging="360"/>
+      </w:pPr>
+      <w:rPr>
+        <w:u w:val="none"/>
+      </w:rPr>
+    </w:lvl>
+    <w:lvl w:ilvl="8">
+      <w:start w:val="1"/>
+      <w:numFmt w:val="bullet"/>
+      <w:lvlText w:val="■"/>
+      <w:lvlJc w:val="left"/>
+      <w:pPr>
+        <w:ind w:left="6480" w:hanging="360"/>
+      </w:pPr>
+      <w:rPr>
+        <w:u w:val="none"/>
+      </w:rPr>
+    </w:lvl>
+  </w:abstractNum>
+  <w:abstractNum w:abstractNumId="3">
     <w:lvl w:ilvl="0">
       <w:start w:val="1"/>
       <w:numFmt w:val="bullet"/>
@@ -9429,8 +9955,129 @@
       <w:rPr/>
     </w:lvl>
   </w:abstractNum>
+  <w:abstractNum w:abstractNumId="4">
+    <w:lvl w:ilvl="0">
+      <w:start w:val="1"/>
+      <w:numFmt w:val="bullet"/>
+      <w:lvlText w:val="●"/>
+      <w:lvlJc w:val="left"/>
+      <w:pPr>
+        <w:ind w:left="720" w:hanging="360"/>
+      </w:pPr>
+      <w:rPr>
+        <w:rFonts w:ascii="Arial" w:cs="Arial" w:eastAsia="Arial" w:hAnsi="Arial"/>
+        <w:u w:val="none"/>
+      </w:rPr>
+    </w:lvl>
+    <w:lvl w:ilvl="1">
+      <w:start w:val="1"/>
+      <w:numFmt w:val="bullet"/>
+      <w:lvlText w:val="○"/>
+      <w:lvlJc w:val="left"/>
+      <w:pPr>
+        <w:ind w:left="1440" w:hanging="360"/>
+      </w:pPr>
+      <w:rPr>
+        <w:rFonts w:ascii="Arial" w:cs="Arial" w:eastAsia="Arial" w:hAnsi="Arial"/>
+        <w:u w:val="none"/>
+      </w:rPr>
+    </w:lvl>
+    <w:lvl w:ilvl="2">
+      <w:start w:val="1"/>
+      <w:numFmt w:val="bullet"/>
+      <w:lvlText w:val="■"/>
+      <w:lvlJc w:val="left"/>
+      <w:pPr>
+        <w:ind w:left="2160" w:hanging="360"/>
+      </w:pPr>
+      <w:rPr>
+        <w:u w:val="none"/>
+      </w:rPr>
+    </w:lvl>
+    <w:lvl w:ilvl="3">
+      <w:start w:val="1"/>
+      <w:numFmt w:val="bullet"/>
+      <w:lvlText w:val="●"/>
+      <w:lvlJc w:val="left"/>
+      <w:pPr>
+        <w:ind w:left="2880" w:hanging="360"/>
+      </w:pPr>
+      <w:rPr>
+        <w:u w:val="none"/>
+      </w:rPr>
+    </w:lvl>
+    <w:lvl w:ilvl="4">
+      <w:start w:val="1"/>
+      <w:numFmt w:val="bullet"/>
+      <w:lvlText w:val="○"/>
+      <w:lvlJc w:val="left"/>
+      <w:pPr>
+        <w:ind w:left="3600" w:hanging="360"/>
+      </w:pPr>
+      <w:rPr>
+        <w:u w:val="none"/>
+      </w:rPr>
+    </w:lvl>
+    <w:lvl w:ilvl="5">
+      <w:start w:val="1"/>
+      <w:numFmt w:val="bullet"/>
+      <w:lvlText w:val="■"/>
+      <w:lvlJc w:val="left"/>
+      <w:pPr>
+        <w:ind w:left="4320" w:hanging="360"/>
+      </w:pPr>
+      <w:rPr>
+        <w:u w:val="none"/>
+      </w:rPr>
+    </w:lvl>
+    <w:lvl w:ilvl="6">
+      <w:start w:val="1"/>
+      <w:numFmt w:val="bullet"/>
+      <w:lvlText w:val="●"/>
+      <w:lvlJc w:val="left"/>
+      <w:pPr>
+        <w:ind w:left="5040" w:hanging="360"/>
+      </w:pPr>
+      <w:rPr>
+        <w:u w:val="none"/>
+      </w:rPr>
+    </w:lvl>
+    <w:lvl w:ilvl="7">
+      <w:start w:val="1"/>
+      <w:numFmt w:val="bullet"/>
+      <w:lvlText w:val="○"/>
+      <w:lvlJc w:val="left"/>
+      <w:pPr>
+        <w:ind w:left="5760" w:hanging="360"/>
+      </w:pPr>
+      <w:rPr>
+        <w:u w:val="none"/>
+      </w:rPr>
+    </w:lvl>
+    <w:lvl w:ilvl="8">
+      <w:start w:val="1"/>
+      <w:numFmt w:val="bullet"/>
+      <w:lvlText w:val="■"/>
+      <w:lvlJc w:val="left"/>
+      <w:pPr>
+        <w:ind w:left="6480" w:hanging="360"/>
+      </w:pPr>
+      <w:rPr>
+        <w:u w:val="none"/>
+      </w:rPr>
+    </w:lvl>
+  </w:abstractNum>
   <w:num w:numId="1">
     <w:abstractNumId w:val="1"/>
+  </w:num>
+  <w:num w:numId="2">
+    <w:abstractNumId w:val="2"/>
+  </w:num>
+  <w:num w:numId="3">
+    <w:abstractNumId w:val="3"/>
+  </w:num>
+  <w:num w:numId="4">
+    <w:abstractNumId w:val="4"/>
   </w:num>
 </w:numbering>
 </file>
@@ -9745,7 +10392,12 @@
     <w:tblPr>
       <w:tblStyleRowBandSize w:val="1"/>
       <w:tblStyleColBandSize w:val="1"/>
-      <w:tblCellMar/>
+      <w:tblCellMar>
+        <w:top w:w="100.0" w:type="dxa"/>
+        <w:left w:w="100.0" w:type="dxa"/>
+        <w:bottom w:w="100.0" w:type="dxa"/>
+        <w:right w:w="100.0" w:type="dxa"/>
+      </w:tblCellMar>
     </w:tblPr>
   </w:style>
   <w:style w:type="table" w:styleId="Table2">
@@ -9753,7 +10405,12 @@
     <w:tblPr>
       <w:tblStyleRowBandSize w:val="1"/>
       <w:tblStyleColBandSize w:val="1"/>
-      <w:tblCellMar/>
+      <w:tblCellMar>
+        <w:top w:w="100.0" w:type="dxa"/>
+        <w:left w:w="100.0" w:type="dxa"/>
+        <w:bottom w:w="100.0" w:type="dxa"/>
+        <w:right w:w="100.0" w:type="dxa"/>
+      </w:tblCellMar>
     </w:tblPr>
   </w:style>
   <w:style w:type="table" w:styleId="Table3">
@@ -9761,7 +10418,12 @@
     <w:tblPr>
       <w:tblStyleRowBandSize w:val="1"/>
       <w:tblStyleColBandSize w:val="1"/>
-      <w:tblCellMar/>
+      <w:tblCellMar>
+        <w:top w:w="100.0" w:type="dxa"/>
+        <w:left w:w="100.0" w:type="dxa"/>
+        <w:bottom w:w="100.0" w:type="dxa"/>
+        <w:right w:w="100.0" w:type="dxa"/>
+      </w:tblCellMar>
     </w:tblPr>
   </w:style>
   <w:style w:type="table" w:styleId="Table4">
@@ -9769,7 +10431,12 @@
     <w:tblPr>
       <w:tblStyleRowBandSize w:val="1"/>
       <w:tblStyleColBandSize w:val="1"/>
-      <w:tblCellMar/>
+      <w:tblCellMar>
+        <w:top w:w="100.0" w:type="dxa"/>
+        <w:left w:w="100.0" w:type="dxa"/>
+        <w:bottom w:w="100.0" w:type="dxa"/>
+        <w:right w:w="100.0" w:type="dxa"/>
+      </w:tblCellMar>
     </w:tblPr>
   </w:style>
   <w:style w:type="table" w:styleId="Table5">
@@ -10110,7 +10777,7 @@
 
 <file path=customXML/item1.xml><?xml version="1.0" encoding="utf-8"?>
 <go:gDocsCustomXmlDataStorage xmlns:go="http://customooxmlschemas.google.com/" xmlns:r="http://schemas.openxmlformats.org/officeDocument/2006/relationships" uri="GoogleDocsCustomDataVersion2">
-  <go:docsCustomData xmlns:go="http://customooxmlschemas.google.com/" roundtripDataSignature="AMtx7miUhUNNoPRkDNBlVns2cZVdrb/WFA==">CgMxLjAyDmgubWYweWRoeGIyZHJvMg5oLjV4bnQ3anE1N2Y3YTIOaC53aXhnbWFmNmt6MW04AHIhMXpMMGxMQ0NET1F0ZmZLUXJwYk11REpiOGJRbTNmejc2</go:docsCustomData>
+  <go:docsCustomData xmlns:go="http://customooxmlschemas.google.com/" roundtripDataSignature="AMtx7miSHkS8NOqaOiLzvg7lKZdO+GbObw==">CgMxLjAyDmgubWYweWRoeGIyZHJvMg5oLjV4bnQ3anE1N2Y3YTIOaC53aXhnbWFmNmt6MW0yDmguYzY4azV2Mzg0a2J3OAByITFxZS1CRnBhb0txb0Z6UTFlN19uT1AxbjRSWHhuWTU4NA==</go:docsCustomData>
 </go:gDocsCustomXmlDataStorage>
 </file>
 
